--- a/tillsyn/A 4642-2025 tillsynsbegäran.docx
+++ b/tillsyn/A 4642-2025 tillsynsbegäran.docx
@@ -254,7 +254,7 @@
     <w:r>
       <w:tab/>
       <w:tab/>
-      <w:t>2026-06-18</w:t>
+      <w:t>2026-06-19</w:t>
       <w:br/>
       <w:br/>
     </w:r>

--- a/tillsyn/A 4642-2025 tillsynsbegäran.docx
+++ b/tillsyn/A 4642-2025 tillsynsbegäran.docx
@@ -254,7 +254,7 @@
     <w:r>
       <w:tab/>
       <w:tab/>
-      <w:t>2026-06-19</w:t>
+      <w:t>2026-06-20</w:t>
       <w:br/>
       <w:br/>
     </w:r>

--- a/tillsyn/A 4642-2025 tillsynsbegäran.docx
+++ b/tillsyn/A 4642-2025 tillsynsbegäran.docx
@@ -12,10 +12,7 @@
     </w:p>
     <w:p>
       <w:r>
-        <w:t>Detta dokument behandlar höga naturvärden i avverkningsanmälan A 4642-2025 i Härjedalens kommun som inkom 2025-01-30 och omfattar 2,2 ha.</w:t>
-      </w:r>
-      <w:r>
-        <w:t xml:space="preserve"> I Figur 1 visas fyndplatser för naturvårdsarter i området, som finns registrerade på Artportalen.</w:t>
+        <w:t>Denna tillsynsbegäran behandlar höga naturvärden i avverkningsanmälan A 4642-2025 i Härjedalens kommun som inkom 2025-01-30 och omfattar 2,2 ha.</w:t>
       </w:r>
     </w:p>
     <w:p>
@@ -63,7 +60,20 @@
         <w:spacing w:after="240"/>
       </w:pPr>
       <w:r>
-        <w:t>Figur 1. Fyndplatser för naturvårdsarter inom 23 meter från avverkningsanmälan (röd linje). Inom parentes anges rödlistekategorier, S för signalarter, Tför typiska arter och fridlysningsparagrafer i artskyddsförordningen.Markörer utan svart kant är placerade på fyndplatsen. Markörer med svart kant är placerade vid sidan av fyndplatsen och har ett svart streck som visar fyndplatsens exakta position. Kartans mittpunktskoordinat är N 6877121, E 476279 i SWEREF 99 TM.</w:t>
+        <w:t>Figur 1. Fyndplatser för naturvårdsarter inom 23 meter från avverkningsanmälan. Markörer utan svart kant är placerade på fyndplatsen. Markörer med svart kant är placerade vid sidan av fyndplatsen har ett svart streck som visar fyndplatsens exakta position. Kartans mittpunktskoordinat är N 6877121, E 476279 i SWEREF 99 TM.</w:t>
+      </w:r>
+    </w:p>
+    <w:p>
+      <w:r>
+        <w:t>Inom 23 meter från avverkningsanmälan finns fynd av 1 naturvårdsarter, varav 1 är fridlyst: buskskvätta (§4). Se Figur 1.</w:t>
+      </w:r>
+    </w:p>
+    <w:p>
+      <w:pPr>
+        <w:pStyle w:val="Heading1"/>
+      </w:pPr>
+      <w:r>
+        <w:t>Tillsynsbegäran</w:t>
       </w:r>
     </w:p>
     <w:p>
@@ -77,8 +87,16 @@
       </w:r>
     </w:p>
     <w:p>
+      <w:pPr>
+        <w:pStyle w:val="Heading1"/>
+      </w:pPr>
       <w:r>
-        <w:t>Nedan beskrivs fynd av naturvårdsarter och fridlysta arter som gjorts i det avverkningsanmälda området.</w:t>
+        <w:t>Naturvårdsarter och fridlysta arter</w:t>
+      </w:r>
+    </w:p>
+    <w:p>
+      <w:r>
+        <w:t>Nedan följer beskrivningar av de naturvårdsarter och fridlysta arter som har sina livsmiljöer och växtplatser i den avverkningsanmälda skogen. De påträffade naturvårdsarterna är ett tydligt kvitto på att det rör sig om en skog med höga naturvärden.</w:t>
       </w:r>
     </w:p>
     <w:p>
@@ -86,35 +104,12 @@
         <w:pStyle w:val="Heading1"/>
       </w:pPr>
       <w:r>
-        <w:t>Naturvårdsarter</w:t>
+        <w:t>EU:s fågeldirektiv</w:t>
       </w:r>
     </w:p>
     <w:p>
       <w:r>
-        <w:t>Inom 23 meter från avverkningsanmälan har följande 1 naturvårdsarter hittats: buskskvätta (§4). För fridlysta arter anges även paragrafen i Artskyddsförordningen som arten är fridlyst enligt.</w:t>
-      </w:r>
-    </w:p>
-    <w:p>
-      <w:r>
-        <w:t>De påträffade naturvårdsarterna är ett tydligt kvitto på att det rör sig om en skog med höga naturvärden.</w:t>
-      </w:r>
-    </w:p>
-    <w:p>
-      <w:pPr>
-        <w:pStyle w:val="Heading2"/>
-      </w:pPr>
-      <w:r>
-        <w:t>Fridlysta arter</w:t>
-      </w:r>
-    </w:p>
-    <w:p>
-      <w:r>
-        <w:t>Följande fridlysta arter har sina livsmiljöer och växtplatser i den avverkningsanmälda skogen: buskskvätta (§4).</w:t>
-      </w:r>
-    </w:p>
-    <w:p>
-      <w:r>
-        <w:t xml:space="preserve">Observera att medlemsländerna är skyldiga att agera i enlighet med EU:s fågeldirektiv där det uttryckligen står att direktivet gäller för fåglar samt för deras ägg, bon och </w:t>
+        <w:t xml:space="preserve">Europeiska unionens medlemsländer är skyldiga att agera i enlighet med EU:s fågeldirektiv där det uttryckligen står att direktivet gäller för fåglar samt för deras ägg, bon och </w:t>
       </w:r>
       <w:r>
         <w:rPr>
@@ -254,7 +249,7 @@
     <w:r>
       <w:tab/>
       <w:tab/>
-      <w:t>2026-06-20</w:t>
+      <w:t>2026-06-21</w:t>
       <w:br/>
       <w:br/>
     </w:r>

--- a/tillsyn/A 4642-2025 tillsynsbegäran.docx
+++ b/tillsyn/A 4642-2025 tillsynsbegäran.docx
@@ -249,7 +249,7 @@
     <w:r>
       <w:tab/>
       <w:tab/>
-      <w:t>2026-06-21</w:t>
+      <w:t>2026-06-22</w:t>
       <w:br/>
       <w:br/>
     </w:r>

--- a/tillsyn/A 4642-2025 tillsynsbegäran.docx
+++ b/tillsyn/A 4642-2025 tillsynsbegäran.docx
@@ -249,7 +249,7 @@
     <w:r>
       <w:tab/>
       <w:tab/>
-      <w:t>2026-06-22</w:t>
+      <w:t>2026-06-23</w:t>
       <w:br/>
       <w:br/>
     </w:r>

--- a/tillsyn/A 4642-2025 tillsynsbegäran.docx
+++ b/tillsyn/A 4642-2025 tillsynsbegäran.docx
@@ -249,7 +249,7 @@
     <w:r>
       <w:tab/>
       <w:tab/>
-      <w:t>2026-06-23</w:t>
+      <w:t>2026-06-24</w:t>
       <w:br/>
       <w:br/>
     </w:r>

--- a/tillsyn/A 4642-2025 tillsynsbegäran.docx
+++ b/tillsyn/A 4642-2025 tillsynsbegäran.docx
@@ -249,7 +249,7 @@
     <w:r>
       <w:tab/>
       <w:tab/>
-      <w:t>2026-06-24</w:t>
+      <w:t>2026-06-25</w:t>
       <w:br/>
       <w:br/>
     </w:r>

--- a/tillsyn/A 4642-2025 tillsynsbegäran.docx
+++ b/tillsyn/A 4642-2025 tillsynsbegäran.docx
@@ -249,7 +249,7 @@
     <w:r>
       <w:tab/>
       <w:tab/>
-      <w:t>2026-06-25</w:t>
+      <w:t>2026-06-26</w:t>
       <w:br/>
       <w:br/>
     </w:r>

--- a/tillsyn/A 4642-2025 tillsynsbegäran.docx
+++ b/tillsyn/A 4642-2025 tillsynsbegäran.docx
@@ -249,7 +249,7 @@
     <w:r>
       <w:tab/>
       <w:tab/>
-      <w:t>2026-06-26</w:t>
+      <w:t>2026-06-27</w:t>
       <w:br/>
       <w:br/>
     </w:r>

--- a/tillsyn/A 4642-2025 tillsynsbegäran.docx
+++ b/tillsyn/A 4642-2025 tillsynsbegäran.docx
@@ -249,7 +249,7 @@
     <w:r>
       <w:tab/>
       <w:tab/>
-      <w:t>2026-06-27</w:t>
+      <w:t>2026-06-28</w:t>
       <w:br/>
       <w:br/>
     </w:r>

--- a/tillsyn/A 4642-2025 tillsynsbegäran.docx
+++ b/tillsyn/A 4642-2025 tillsynsbegäran.docx
@@ -249,7 +249,7 @@
     <w:r>
       <w:tab/>
       <w:tab/>
-      <w:t>2026-06-28</w:t>
+      <w:t>2026-06-29</w:t>
       <w:br/>
       <w:br/>
     </w:r>

--- a/tillsyn/A 4642-2025 tillsynsbegäran.docx
+++ b/tillsyn/A 4642-2025 tillsynsbegäran.docx
@@ -249,7 +249,7 @@
     <w:r>
       <w:tab/>
       <w:tab/>
-      <w:t>2026-06-29</w:t>
+      <w:t>2026-06-30</w:t>
       <w:br/>
       <w:br/>
     </w:r>

--- a/tillsyn/A 4642-2025 tillsynsbegäran.docx
+++ b/tillsyn/A 4642-2025 tillsynsbegäran.docx
@@ -249,7 +249,7 @@
     <w:r>
       <w:tab/>
       <w:tab/>
-      <w:t>2026-06-30</w:t>
+      <w:t>2026-07-01</w:t>
       <w:br/>
       <w:br/>
     </w:r>

--- a/tillsyn/A 4642-2025 tillsynsbegäran.docx
+++ b/tillsyn/A 4642-2025 tillsynsbegäran.docx
@@ -249,7 +249,7 @@
     <w:r>
       <w:tab/>
       <w:tab/>
-      <w:t>2026-07-01</w:t>
+      <w:t>2026-07-02</w:t>
       <w:br/>
       <w:br/>
     </w:r>

--- a/tillsyn/A 4642-2025 tillsynsbegäran.docx
+++ b/tillsyn/A 4642-2025 tillsynsbegäran.docx
@@ -249,7 +249,7 @@
     <w:r>
       <w:tab/>
       <w:tab/>
-      <w:t>2026-07-13</w:t>
+      <w:t>2026-07-14</w:t>
       <w:br/>
       <w:br/>
     </w:r>

--- a/tillsyn/A 4642-2025 tillsynsbegäran.docx
+++ b/tillsyn/A 4642-2025 tillsynsbegäran.docx
@@ -249,7 +249,7 @@
     <w:r>
       <w:tab/>
       <w:tab/>
-      <w:t>2026-07-14</w:t>
+      <w:t>2026-07-15</w:t>
       <w:br/>
       <w:br/>
     </w:r>

--- a/tillsyn/A 4642-2025 tillsynsbegäran.docx
+++ b/tillsyn/A 4642-2025 tillsynsbegäran.docx
@@ -249,7 +249,7 @@
     <w:r>
       <w:tab/>
       <w:tab/>
-      <w:t>2026-07-15</w:t>
+      <w:t>2026-07-16</w:t>
       <w:br/>
       <w:br/>
     </w:r>

--- a/tillsyn/A 4642-2025 tillsynsbegäran.docx
+++ b/tillsyn/A 4642-2025 tillsynsbegäran.docx
@@ -249,7 +249,7 @@
     <w:r>
       <w:tab/>
       <w:tab/>
-      <w:t>2026-07-16</w:t>
+      <w:t>2026-07-17</w:t>
       <w:br/>
       <w:br/>
     </w:r>

--- a/tillsyn/A 4642-2025 tillsynsbegäran.docx
+++ b/tillsyn/A 4642-2025 tillsynsbegäran.docx
@@ -249,7 +249,7 @@
     <w:r>
       <w:tab/>
       <w:tab/>
-      <w:t>2026-07-17</w:t>
+      <w:t>2026-07-18</w:t>
       <w:br/>
       <w:br/>
     </w:r>

--- a/tillsyn/A 4642-2025 tillsynsbegäran.docx
+++ b/tillsyn/A 4642-2025 tillsynsbegäran.docx
@@ -249,7 +249,7 @@
     <w:r>
       <w:tab/>
       <w:tab/>
-      <w:t>2026-07-18</w:t>
+      <w:t>2026-07-19</w:t>
       <w:br/>
       <w:br/>
     </w:r>

--- a/tillsyn/A 4642-2025 tillsynsbegäran.docx
+++ b/tillsyn/A 4642-2025 tillsynsbegäran.docx
@@ -249,7 +249,7 @@
     <w:r>
       <w:tab/>
       <w:tab/>
-      <w:t>2026-07-19</w:t>
+      <w:t>2026-07-20</w:t>
       <w:br/>
       <w:br/>
     </w:r>

--- a/tillsyn/A 4642-2025 tillsynsbegäran.docx
+++ b/tillsyn/A 4642-2025 tillsynsbegäran.docx
@@ -249,7 +249,7 @@
     <w:r>
       <w:tab/>
       <w:tab/>
-      <w:t>2026-07-20</w:t>
+      <w:t>2026-07-21</w:t>
       <w:br/>
       <w:br/>
     </w:r>

--- a/tillsyn/A 4642-2025 tillsynsbegäran.docx
+++ b/tillsyn/A 4642-2025 tillsynsbegäran.docx
@@ -249,7 +249,7 @@
     <w:r>
       <w:tab/>
       <w:tab/>
-      <w:t>2026-07-21</w:t>
+      <w:t>2026-07-22</w:t>
       <w:br/>
       <w:br/>
     </w:r>

--- a/tillsyn/A 4642-2025 tillsynsbegäran.docx
+++ b/tillsyn/A 4642-2025 tillsynsbegäran.docx
@@ -249,7 +249,7 @@
     <w:r>
       <w:tab/>
       <w:tab/>
-      <w:t>2026-07-22</w:t>
+      <w:t>2026-07-23</w:t>
       <w:br/>
       <w:br/>
     </w:r>

--- a/tillsyn/A 4642-2025 tillsynsbegäran.docx
+++ b/tillsyn/A 4642-2025 tillsynsbegäran.docx
@@ -249,7 +249,7 @@
     <w:r>
       <w:tab/>
       <w:tab/>
-      <w:t>2026-07-23</w:t>
+      <w:t>2026-07-24</w:t>
       <w:br/>
       <w:br/>
     </w:r>

--- a/tillsyn/A 4642-2025 tillsynsbegäran.docx
+++ b/tillsyn/A 4642-2025 tillsynsbegäran.docx
@@ -249,7 +249,7 @@
     <w:r>
       <w:tab/>
       <w:tab/>
-      <w:t>2026-07-24</w:t>
+      <w:t>2026-07-25</w:t>
       <w:br/>
       <w:br/>
     </w:r>

--- a/tillsyn/A 4642-2025 tillsynsbegäran.docx
+++ b/tillsyn/A 4642-2025 tillsynsbegäran.docx
@@ -249,7 +249,7 @@
     <w:r>
       <w:tab/>
       <w:tab/>
-      <w:t>2026-07-25</w:t>
+      <w:t>2026-07-26</w:t>
       <w:br/>
       <w:br/>
     </w:r>

--- a/tillsyn/A 4642-2025 tillsynsbegäran.docx
+++ b/tillsyn/A 4642-2025 tillsynsbegäran.docx
@@ -249,7 +249,7 @@
     <w:r>
       <w:tab/>
       <w:tab/>
-      <w:t>2026-07-26</w:t>
+      <w:t>2026-07-27</w:t>
       <w:br/>
       <w:br/>
     </w:r>

--- a/tillsyn/A 4642-2025 tillsynsbegäran.docx
+++ b/tillsyn/A 4642-2025 tillsynsbegäran.docx
@@ -249,7 +249,7 @@
     <w:r>
       <w:tab/>
       <w:tab/>
-      <w:t>2026-07-27</w:t>
+      <w:t>2026-07-28</w:t>
       <w:br/>
       <w:br/>
     </w:r>

--- a/tillsyn/A 4642-2025 tillsynsbegäran.docx
+++ b/tillsyn/A 4642-2025 tillsynsbegäran.docx
@@ -249,7 +249,7 @@
     <w:r>
       <w:tab/>
       <w:tab/>
-      <w:t>2026-07-28</w:t>
+      <w:t>2026-07-29</w:t>
       <w:br/>
       <w:br/>
     </w:r>

--- a/tillsyn/A 4642-2025 tillsynsbegäran.docx
+++ b/tillsyn/A 4642-2025 tillsynsbegäran.docx
@@ -249,7 +249,7 @@
     <w:r>
       <w:tab/>
       <w:tab/>
-      <w:t>2026-07-29</w:t>
+      <w:t>2026-07-30</w:t>
       <w:br/>
       <w:br/>
     </w:r>

--- a/tillsyn/A 4642-2025 tillsynsbegäran.docx
+++ b/tillsyn/A 4642-2025 tillsynsbegäran.docx
@@ -249,7 +249,7 @@
     <w:r>
       <w:tab/>
       <w:tab/>
-      <w:t>2026-07-30</w:t>
+      <w:t>2026-07-31</w:t>
       <w:br/>
       <w:br/>
     </w:r>

--- a/tillsyn/A 4642-2025 tillsynsbegäran.docx
+++ b/tillsyn/A 4642-2025 tillsynsbegäran.docx
@@ -249,7 +249,7 @@
     <w:r>
       <w:tab/>
       <w:tab/>
-      <w:t>2026-07-31</w:t>
+      <w:t>2026-08-01</w:t>
       <w:br/>
       <w:br/>
     </w:r>

--- a/tillsyn/A 4642-2025 tillsynsbegäran.docx
+++ b/tillsyn/A 4642-2025 tillsynsbegäran.docx
@@ -249,7 +249,7 @@
     <w:r>
       <w:tab/>
       <w:tab/>
-      <w:t>2026-08-01</w:t>
+      <w:t>2026-08-02</w:t>
       <w:br/>
       <w:br/>
     </w:r>

--- a/tillsyn/A 4642-2025 tillsynsbegäran.docx
+++ b/tillsyn/A 4642-2025 tillsynsbegäran.docx
@@ -249,7 +249,7 @@
     <w:r>
       <w:tab/>
       <w:tab/>
-      <w:t>2026-08-02</w:t>
+      <w:t>2026-08-03</w:t>
       <w:br/>
       <w:br/>
     </w:r>

--- a/tillsyn/A 4642-2025 tillsynsbegäran.docx
+++ b/tillsyn/A 4642-2025 tillsynsbegäran.docx
@@ -249,7 +249,7 @@
     <w:r>
       <w:tab/>
       <w:tab/>
-      <w:t>2026-08-03</w:t>
+      <w:t>2026-08-05</w:t>
       <w:br/>
       <w:br/>
     </w:r>

--- a/tillsyn/A 4642-2025 tillsynsbegäran.docx
+++ b/tillsyn/A 4642-2025 tillsynsbegäran.docx
@@ -249,7 +249,7 @@
     <w:r>
       <w:tab/>
       <w:tab/>
-      <w:t>2026-08-05</w:t>
+      <w:t>2026-08-07</w:t>
       <w:br/>
       <w:br/>
     </w:r>

--- a/tillsyn/A 4642-2025 tillsynsbegäran.docx
+++ b/tillsyn/A 4642-2025 tillsynsbegäran.docx
@@ -249,7 +249,7 @@
     <w:r>
       <w:tab/>
       <w:tab/>
-      <w:t>2026-08-07</w:t>
+      <w:t>2026-08-08</w:t>
       <w:br/>
       <w:br/>
     </w:r>

--- a/tillsyn/A 4642-2025 tillsynsbegäran.docx
+++ b/tillsyn/A 4642-2025 tillsynsbegäran.docx
@@ -60,7 +60,7 @@
         <w:spacing w:after="240"/>
       </w:pPr>
       <w:r>
-        <w:t>Figur 1. Fyndplatser för naturvårdsarter inom 23 meter från avverkningsanmälan. Markörer utan svart kant är placerade på fyndplatsen. Markörer med svart kant är placerade vid sidan av fyndplatsen har ett svart streck som visar fyndplatsens exakta position. Kartans mittpunktskoordinat är N 6877121, E 476279 i SWEREF 99 TM.</w:t>
+        <w:t>Figur 1. Fyndplatser för naturvårdsarter inom 23 meter från avverkningsanmälan. Markörer utan svart kant är placerade på fyndplatsen. Markörer med svart kant är placerade vid sidan av fyndplatsen och har ett svart streck som visar fyndplatsens exakta position. Kartans mittpunktskoordinat är N 6877121, E 476279 i SWEREF 99 TM.</w:t>
       </w:r>
     </w:p>
     <w:p>
@@ -249,7 +249,7 @@
     <w:r>
       <w:tab/>
       <w:tab/>
-      <w:t>2026-08-14</w:t>
+      <w:t>2026-08-15</w:t>
       <w:br/>
       <w:br/>
     </w:r>

--- a/tillsyn/A 4642-2025 tillsynsbegäran.docx
+++ b/tillsyn/A 4642-2025 tillsynsbegäran.docx
@@ -249,7 +249,7 @@
     <w:r>
       <w:tab/>
       <w:tab/>
-      <w:t>2026-08-15</w:t>
+      <w:t>2026-08-16</w:t>
       <w:br/>
       <w:br/>
     </w:r>

--- a/tillsyn/A 4642-2025 tillsynsbegäran.docx
+++ b/tillsyn/A 4642-2025 tillsynsbegäran.docx
@@ -249,7 +249,7 @@
     <w:r>
       <w:tab/>
       <w:tab/>
-      <w:t>2026-08-16</w:t>
+      <w:t>2026-08-17</w:t>
       <w:br/>
       <w:br/>
     </w:r>

--- a/tillsyn/A 4642-2025 tillsynsbegäran.docx
+++ b/tillsyn/A 4642-2025 tillsynsbegäran.docx
@@ -249,7 +249,7 @@
     <w:r>
       <w:tab/>
       <w:tab/>
-      <w:t>2026-08-17</w:t>
+      <w:t>2026-08-18</w:t>
       <w:br/>
       <w:br/>
     </w:r>

--- a/tillsyn/A 4642-2025 tillsynsbegäran.docx
+++ b/tillsyn/A 4642-2025 tillsynsbegäran.docx
@@ -249,7 +249,7 @@
     <w:r>
       <w:tab/>
       <w:tab/>
-      <w:t>2026-08-18</w:t>
+      <w:t>2026-08-19</w:t>
       <w:br/>
       <w:br/>
     </w:r>

--- a/tillsyn/A 4642-2025 tillsynsbegäran.docx
+++ b/tillsyn/A 4642-2025 tillsynsbegäran.docx
@@ -249,7 +249,7 @@
     <w:r>
       <w:tab/>
       <w:tab/>
-      <w:t>2026-08-19</w:t>
+      <w:t>2026-08-20</w:t>
       <w:br/>
       <w:br/>
     </w:r>

--- a/tillsyn/A 4642-2025 tillsynsbegäran.docx
+++ b/tillsyn/A 4642-2025 tillsynsbegäran.docx
@@ -249,7 +249,7 @@
     <w:r>
       <w:tab/>
       <w:tab/>
-      <w:t>2026-08-20</w:t>
+      <w:t>2026-08-21</w:t>
       <w:br/>
       <w:br/>
     </w:r>

--- a/tillsyn/A 4642-2025 tillsynsbegäran.docx
+++ b/tillsyn/A 4642-2025 tillsynsbegäran.docx
@@ -249,7 +249,7 @@
     <w:r>
       <w:tab/>
       <w:tab/>
-      <w:t>2026-08-21</w:t>
+      <w:t>2026-08-22</w:t>
       <w:br/>
       <w:br/>
     </w:r>

--- a/tillsyn/A 4642-2025 tillsynsbegäran.docx
+++ b/tillsyn/A 4642-2025 tillsynsbegäran.docx
@@ -249,7 +249,7 @@
     <w:r>
       <w:tab/>
       <w:tab/>
-      <w:t>2026-08-22</w:t>
+      <w:t>2026-08-23</w:t>
       <w:br/>
       <w:br/>
     </w:r>

--- a/tillsyn/A 4642-2025 tillsynsbegäran.docx
+++ b/tillsyn/A 4642-2025 tillsynsbegäran.docx
@@ -249,7 +249,7 @@
     <w:r>
       <w:tab/>
       <w:tab/>
-      <w:t>2026-08-23</w:t>
+      <w:t>2026-08-24</w:t>
       <w:br/>
       <w:br/>
     </w:r>

--- a/tillsyn/A 4642-2025 tillsynsbegäran.docx
+++ b/tillsyn/A 4642-2025 tillsynsbegäran.docx
@@ -249,7 +249,7 @@
     <w:r>
       <w:tab/>
       <w:tab/>
-      <w:t>2026-08-24</w:t>
+      <w:t>2026-08-25</w:t>
       <w:br/>
       <w:br/>
     </w:r>

--- a/tillsyn/A 4642-2025 tillsynsbegäran.docx
+++ b/tillsyn/A 4642-2025 tillsynsbegäran.docx
@@ -249,7 +249,7 @@
     <w:r>
       <w:tab/>
       <w:tab/>
-      <w:t>2026-08-25</w:t>
+      <w:t>2026-08-26</w:t>
       <w:br/>
       <w:br/>
     </w:r>

--- a/tillsyn/A 4642-2025 tillsynsbegäran.docx
+++ b/tillsyn/A 4642-2025 tillsynsbegäran.docx
@@ -249,7 +249,7 @@
     <w:r>
       <w:tab/>
       <w:tab/>
-      <w:t>2026-08-26</w:t>
+      <w:t>2026-08-27</w:t>
       <w:br/>
       <w:br/>
     </w:r>

--- a/tillsyn/A 4642-2025 tillsynsbegäran.docx
+++ b/tillsyn/A 4642-2025 tillsynsbegäran.docx
@@ -249,7 +249,7 @@
     <w:r>
       <w:tab/>
       <w:tab/>
-      <w:t>2026-08-27</w:t>
+      <w:t>2026-08-28</w:t>
       <w:br/>
       <w:br/>
     </w:r>

--- a/tillsyn/A 4642-2025 tillsynsbegäran.docx
+++ b/tillsyn/A 4642-2025 tillsynsbegäran.docx
@@ -249,7 +249,7 @@
     <w:r>
       <w:tab/>
       <w:tab/>
-      <w:t>2026-08-28</w:t>
+      <w:t>2026-08-29</w:t>
       <w:br/>
       <w:br/>
     </w:r>

--- a/tillsyn/A 4642-2025 tillsynsbegäran.docx
+++ b/tillsyn/A 4642-2025 tillsynsbegäran.docx
@@ -249,7 +249,7 @@
     <w:r>
       <w:tab/>
       <w:tab/>
-      <w:t>2026-08-29</w:t>
+      <w:t>2026-08-31</w:t>
       <w:br/>
       <w:br/>
     </w:r>

--- a/tillsyn/A 4642-2025 tillsynsbegäran.docx
+++ b/tillsyn/A 4642-2025 tillsynsbegäran.docx
@@ -249,7 +249,7 @@
     <w:r>
       <w:tab/>
       <w:tab/>
-      <w:t>2026-08-31</w:t>
+      <w:t>2026-09-01</w:t>
       <w:br/>
       <w:br/>
     </w:r>

--- a/tillsyn/A 4642-2025 tillsynsbegäran.docx
+++ b/tillsyn/A 4642-2025 tillsynsbegäran.docx
@@ -249,7 +249,7 @@
     <w:r>
       <w:tab/>
       <w:tab/>
-      <w:t>2026-09-01</w:t>
+      <w:t>2026-09-02</w:t>
       <w:br/>
       <w:br/>
     </w:r>

--- a/tillsyn/A 4642-2025 tillsynsbegäran.docx
+++ b/tillsyn/A 4642-2025 tillsynsbegäran.docx
@@ -249,7 +249,7 @@
     <w:r>
       <w:tab/>
       <w:tab/>
-      <w:t>2026-09-02</w:t>
+      <w:t>2026-09-03</w:t>
       <w:br/>
       <w:br/>
     </w:r>

--- a/tillsyn/A 4642-2025 tillsynsbegäran.docx
+++ b/tillsyn/A 4642-2025 tillsynsbegäran.docx
@@ -249,7 +249,7 @@
     <w:r>
       <w:tab/>
       <w:tab/>
-      <w:t>2026-09-03</w:t>
+      <w:t>2026-09-04</w:t>
       <w:br/>
       <w:br/>
     </w:r>

--- a/tillsyn/A 4642-2025 tillsynsbegäran.docx
+++ b/tillsyn/A 4642-2025 tillsynsbegäran.docx
@@ -249,7 +249,7 @@
     <w:r>
       <w:tab/>
       <w:tab/>
-      <w:t>2026-09-04</w:t>
+      <w:t>2026-09-05</w:t>
       <w:br/>
       <w:br/>
     </w:r>

--- a/tillsyn/A 4642-2025 tillsynsbegäran.docx
+++ b/tillsyn/A 4642-2025 tillsynsbegäran.docx
@@ -249,7 +249,7 @@
     <w:r>
       <w:tab/>
       <w:tab/>
-      <w:t>2026-09-05</w:t>
+      <w:t>2026-09-06</w:t>
       <w:br/>
       <w:br/>
     </w:r>

--- a/tillsyn/A 4642-2025 tillsynsbegäran.docx
+++ b/tillsyn/A 4642-2025 tillsynsbegäran.docx
@@ -249,7 +249,7 @@
     <w:r>
       <w:tab/>
       <w:tab/>
-      <w:t>2026-09-06</w:t>
+      <w:t>2026-09-07</w:t>
       <w:br/>
       <w:br/>
     </w:r>

--- a/tillsyn/A 4642-2025 tillsynsbegäran.docx
+++ b/tillsyn/A 4642-2025 tillsynsbegäran.docx
@@ -249,7 +249,7 @@
     <w:r>
       <w:tab/>
       <w:tab/>
-      <w:t>2026-09-07</w:t>
+      <w:t>2026-09-08</w:t>
       <w:br/>
       <w:br/>
     </w:r>

--- a/tillsyn/A 4642-2025 tillsynsbegäran.docx
+++ b/tillsyn/A 4642-2025 tillsynsbegäran.docx
@@ -249,7 +249,7 @@
     <w:r>
       <w:tab/>
       <w:tab/>
-      <w:t>2026-09-08</w:t>
+      <w:t>2026-09-09</w:t>
       <w:br/>
       <w:br/>
     </w:r>

--- a/tillsyn/A 4642-2025 tillsynsbegäran.docx
+++ b/tillsyn/A 4642-2025 tillsynsbegäran.docx
@@ -249,7 +249,7 @@
     <w:r>
       <w:tab/>
       <w:tab/>
-      <w:t>2026-09-09</w:t>
+      <w:t>2026-09-10</w:t>
       <w:br/>
       <w:br/>
     </w:r>

--- a/tillsyn/A 4642-2025 tillsynsbegäran.docx
+++ b/tillsyn/A 4642-2025 tillsynsbegäran.docx
@@ -249,7 +249,7 @@
     <w:r>
       <w:tab/>
       <w:tab/>
-      <w:t>2026-09-10</w:t>
+      <w:t>2026-09-11</w:t>
       <w:br/>
       <w:br/>
     </w:r>

--- a/tillsyn/A 4642-2025 tillsynsbegäran.docx
+++ b/tillsyn/A 4642-2025 tillsynsbegäran.docx
@@ -249,7 +249,7 @@
     <w:r>
       <w:tab/>
       <w:tab/>
-      <w:t>2026-09-11</w:t>
+      <w:t>2026-09-12</w:t>
       <w:br/>
       <w:br/>
     </w:r>

--- a/tillsyn/A 4642-2025 tillsynsbegäran.docx
+++ b/tillsyn/A 4642-2025 tillsynsbegäran.docx
@@ -249,7 +249,7 @@
     <w:r>
       <w:tab/>
       <w:tab/>
-      <w:t>2026-09-12</w:t>
+      <w:t>2026-09-13</w:t>
       <w:br/>
       <w:br/>
     </w:r>
